--- a/E30/Supplementary_Material_Europace_E30_clean.docx
+++ b/E30/Supplementary_Material_Europace_E30_clean.docx
@@ -104,10 +104,13 @@
         <w:rPr>
           <w:b/>
         </w:rPr>
-        <w:t>Table S1A. Baseline</w:t>
+        <w:t xml:space="preserve">Table S1A. Baseline</w:t>
       </w:r>
       <w:r>
-        <w:t xml:space="preserve"> regurgitation phenotypes in patients undergoing a first AF ablation (</w:t>
+        <w:t xml:space="preserve"> regurgitation phenotypes in patients undergoing </w:t>
+      </w:r>
+      <w:r>
+        <w:t xml:space="preserve">AF ablation (</w:t>
       </w:r>
       <w:r>
         <w:t xml:space="preserve">baseline phenotype set</w:t>
@@ -829,31 +832,55 @@
         <w:rPr>
           <w:sz w:val="17"/>
         </w:rPr>
-        <w:t xml:space="preserve"> shared </w:t>
+        <w:t xml:space="preserve"> shared</w:t>
       </w:r>
       <w:r>
         <w:rPr>
           <w:sz w:val="17"/>
         </w:rPr>
-        <w:t xml:space="preserve">372</w:t>
+        <w:t xml:space="preserve"> 372</w:t>
       </w:r>
       <w:r>
         <w:rPr>
           <w:sz w:val="17"/>
         </w:rPr>
-        <w:t xml:space="preserve"> patients,</w:t>
+        <w:t xml:space="preserve"> patients; </w:t>
       </w:r>
       <w:r>
         <w:rPr>
           <w:sz w:val="17"/>
         </w:rPr>
-        <w:t xml:space="preserve"> for whom</w:t>
+        <w:t xml:space="preserve">for </w:t>
       </w:r>
       <w:r>
         <w:rPr>
           <w:sz w:val="17"/>
         </w:rPr>
-        <w:t xml:space="preserve"> the baseline grades of the paired analysis were used in both </w:t>
+        <w:t xml:space="preserve">the</w:t>
+      </w:r>
+      <w:r>
+        <w:rPr>
+          <w:sz w:val="17"/>
+        </w:rPr>
+        <w:t xml:space="preserve"> 366 whose baseline-set admission was a</w:t>
+      </w:r>
+      <w:r>
+        <w:rPr>
+          <w:sz w:val="17"/>
+        </w:rPr>
+        <w:t xml:space="preserve"> paired </w:t>
+      </w:r>
+      <w:r>
+        <w:rPr>
+          <w:sz w:val="17"/>
+        </w:rPr>
+        <w:t xml:space="preserve">procedure</w:t>
+      </w:r>
+      <w:r>
+        <w:rPr>
+          <w:sz w:val="17"/>
+        </w:rPr>
+        <w:t xml:space="preserve">, the baseline grades of the paired analysis were used in both </w:t>
       </w:r>
       <w:r>
         <w:rPr>
@@ -2308,7 +2335,7 @@
               <w:rPr>
                 <w:sz w:val="18"/>
               </w:rPr>
-              <w:t xml:space="preserve">Patients without an in-hospital baseline TTE report not included and not assumed free of regurgitation; registry grades (recorded only with regurgitation) not used for prevalence; grades of the paired analysis used for patients in both sets</w:t>
+              <w:t xml:space="preserve">Patients without an in-hospital baseline TTE report not included and not assumed free of regurgitation; registry grades (recorded only with regurgitation) not used for prevalence; grades of the paired analysis used when the baseline-set admission was a paired procedure</w:t>
             </w:r>
           </w:p>
         </w:tc>
@@ -2748,21 +2775,24 @@
         <w:rPr>
           <w:b/>
         </w:rPr>
-        <w:lastRenderedPageBreak/>
-        <w:t xml:space="preserve">Table S1A. Baseline regurgitation phenotypes in patients undergoing a first AF ablation (</w:t>
+        <w:t xml:space="preserve">Table S1A. Baseline regurgitation phenotypes in patients undergoing </w:t>
       </w:r>
       <w:r>
         <w:rPr>
           <w:b/>
         </w:rPr>
-        <w:lastRenderedPageBreak/>
+        <w:t xml:space="preserve">AF ablation (</w:t>
+      </w:r>
+      <w:r>
+        <w:rPr>
+          <w:b/>
+        </w:rPr>
         <w:t xml:space="preserve">baseline phenotype set</w:t>
       </w:r>
       <w:r>
         <w:rPr>
           <w:b/>
         </w:rPr>
-        <w:lastRenderedPageBreak/>
         <w:t xml:space="preserve">)</w:t>
       </w:r>
     </w:p>
@@ -2854,7 +2884,7 @@
               <w:rPr>
                 <w:sz w:val="18"/>
               </w:rPr>
-              <w:t xml:space="preserve">AF ablation patients, January 2020 to September 2024, whose index admission included an in-hospital baseline TTE report</w:t>
+              <w:t xml:space="preserve">AF ablation patients, January 2020 to September 2024, with an in-hospital baseline TTE report</w:t>
             </w:r>
           </w:p>
         </w:tc>
@@ -3354,7 +3384,7 @@
               <w:rPr>
                 <w:sz w:val="18"/>
               </w:rPr>
-              <w:t xml:space="preserve">Baseline phenotype set: baseline TTE report graded to estimate prevalence</w:t>
+              <w:t xml:space="preserve">Baseline phenotype set: first ablation admission in the study period, baseline TTE report graded to estimate prevalence</w:t>
             </w:r>
           </w:p>
         </w:tc>
@@ -3550,6 +3580,47 @@
         <w:tc>
           <w:tcPr>
             <w:tcW w:w="6918" w:type="dxa"/>
+          </w:tcPr>
+          <w:p>
+            <w:pPr>
+              <w:keepNext w:val="0"/>
+              <w:spacing w:after="0"/>
+              <w:rPr/>
+            </w:pPr>
+            <w:r>
+              <w:rPr>
+                <w:sz w:val="18"/>
+              </w:rPr>
+              <w:t xml:space="preserve">Patients in both analysis sets</w:t>
+            </w:r>
+          </w:p>
+        </w:tc>
+        <w:tc>
+          <w:tcPr>
+            <w:tcW w:w="1700" w:type="dxa"/>
+          </w:tcPr>
+          <w:p>
+            <w:pPr>
+              <w:keepNext w:val="0"/>
+              <w:spacing w:after="0"/>
+              <w:rPr/>
+            </w:pPr>
+            <w:r>
+              <w:rPr>
+                <w:sz w:val="18"/>
+              </w:rPr>
+              <w:t xml:space="preserve">372</w:t>
+            </w:r>
+          </w:p>
+        </w:tc>
+      </w:tr>
+      <w:tr>
+        <w:trPr>
+          <w:cantSplit/>
+        </w:trPr>
+        <w:tc>
+          <w:tcPr>
+            <w:tcW w:w="6918" w:type="dxa"/>
             <w:tcBorders>
               <w:bottom w:val="single" w:sz="8" w:space="0" w:color="000000"/>
             </w:tcBorders>
@@ -3558,13 +3629,14 @@
             <w:pPr>
               <w:keepNext w:val="0"/>
               <w:spacing w:after="0"/>
+              <w:ind w:left="227"/>
               <w:rPr/>
             </w:pPr>
             <w:r>
               <w:rPr>
                 <w:sz w:val="18"/>
               </w:rPr>
-              <w:t xml:space="preserve">Patients in both analysis sets (baseline grades of the paired analysis used)</w:t>
+              <w:t xml:space="preserve">Baseline-set admission was a paired procedure (baseline grades of the paired analysis used)</w:t>
             </w:r>
           </w:p>
         </w:tc>
@@ -3585,7 +3657,7 @@
               <w:rPr>
                 <w:sz w:val="18"/>
               </w:rPr>
-              <w:t xml:space="preserve">372</w:t>
+              <w:t xml:space="preserve">366</w:t>
             </w:r>
           </w:p>
         </w:tc>
@@ -8203,61 +8275,7 @@
         <w:rPr>
           <w:sz w:val="17"/>
         </w:rPr>
-        <w:t xml:space="preserve">whose</w:t>
-      </w:r>
-      <w:r>
-        <w:rPr>
-          <w:sz w:val="17"/>
-        </w:rPr>
-        <w:t xml:space="preserve"> </w:t>
-      </w:r>
-      <w:r>
-        <w:rPr>
-          <w:sz w:val="17"/>
-        </w:rPr>
-        <w:t xml:space="preserve">index</w:t>
-      </w:r>
-      <w:r>
-        <w:rPr>
-          <w:sz w:val="17"/>
-        </w:rPr>
-        <w:t xml:space="preserve"> (</w:t>
-      </w:r>
-      <w:r>
-        <w:rPr>
-          <w:sz w:val="17"/>
-        </w:rPr>
-        <w:t xml:space="preserve">first)</w:t>
-      </w:r>
-      <w:r>
-        <w:rPr>
-          <w:sz w:val="17"/>
-        </w:rPr>
-        <w:t xml:space="preserve"> ablation </w:t>
-      </w:r>
-      <w:r>
-        <w:rPr>
-          <w:sz w:val="17"/>
-        </w:rPr>
-        <w:t xml:space="preserve">admission</w:t>
-      </w:r>
-      <w:r>
-        <w:rPr>
-          <w:sz w:val="17"/>
-        </w:rPr>
-        <w:t xml:space="preserve"> </w:t>
-      </w:r>
-      <w:r>
-        <w:rPr>
-          <w:sz w:val="17"/>
-        </w:rPr>
-        <w:t xml:space="preserve">included</w:t>
-      </w:r>
-      <w:r>
-        <w:rPr>
-          <w:sz w:val="17"/>
-        </w:rPr>
-        <w:t xml:space="preserve"> </w:t>
+        <w:t xml:space="preserve">with </w:t>
       </w:r>
       <w:r>
         <w:rPr>
@@ -8455,7 +8473,7 @@
         <w:rPr>
           <w:sz w:val="17"/>
         </w:rPr>
-        <w:t xml:space="preserve">applied to both analysis sets. Each patient contributes one admission to the baseline phenotype set, whereas the paired response set counts procedures.</w:t>
+        <w:t xml:space="preserve">applied to both analysis sets. Each patient contributes one admission, the first ablation admission in the study period, to the baseline phenotype set, whereas the paired response set counts procedures.</w:t>
       </w:r>
       <w:r>
         <w:rPr>
@@ -8479,67 +8497,55 @@
         <w:rPr>
           <w:sz w:val="17"/>
         </w:rPr>
-        <w:t xml:space="preserve">372</w:t>
+        <w:t xml:space="preserve">366</w:t>
       </w:r>
       <w:r>
         <w:rPr>
           <w:sz w:val="17"/>
         </w:rPr>
-        <w:t xml:space="preserve"> patients also included in the paired </w:t>
+        <w:t xml:space="preserve"> patients </w:t>
       </w:r>
       <w:r>
         <w:rPr>
           <w:sz w:val="17"/>
         </w:rPr>
-        <w:t xml:space="preserve">response set</w:t>
+        <w:t xml:space="preserve">whose baseline-set admission was </w:t>
       </w:r>
       <w:r>
         <w:rPr>
           <w:sz w:val="17"/>
         </w:rPr>
-        <w:t xml:space="preserve">, the baseline grades used in the paired analysis were </w:t>
+        <w:t xml:space="preserve">also </w:t>
       </w:r>
       <w:r>
         <w:rPr>
           <w:sz w:val="17"/>
         </w:rPr>
-        <w:t xml:space="preserve">applied.</w:t>
+        <w:t xml:space="preserve">a</w:t>
       </w:r>
       <w:r>
         <w:rPr>
           <w:sz w:val="17"/>
         </w:rPr>
-        <w:t xml:space="preserve"> </w:t>
+        <w:t xml:space="preserve"> paired </w:t>
       </w:r>
       <w:r>
         <w:rPr>
           <w:sz w:val="17"/>
         </w:rPr>
-        <w:t xml:space="preserve">Registry</w:t>
+        <w:t xml:space="preserve">procedure</w:t>
       </w:r>
       <w:r>
         <w:rPr>
           <w:sz w:val="17"/>
         </w:rPr>
-        <w:t xml:space="preserve"> grades </w:t>
+        <w:t xml:space="preserve">, the baseline grades used in the paired analysis were applied; they differed from the extracted grades in 26.</w:t>
       </w:r>
       <w:r>
         <w:rPr>
           <w:sz w:val="17"/>
         </w:rPr>
-        <w:t xml:space="preserve">were</w:t>
-      </w:r>
-      <w:r>
-        <w:rPr>
-          <w:sz w:val="17"/>
-        </w:rPr>
-        <w:t xml:space="preserve"> </w:t>
-      </w:r>
-      <w:r>
-        <w:rPr>
-          <w:sz w:val="17"/>
-        </w:rPr>
-        <w:t xml:space="preserve">recorded only for patients with regurgitation and were therefore not used to estimate prevalence.</w:t>
+        <w:t xml:space="preserve"> The other 6 patients in both sets contributed a different admission to each set. Registry grades were recorded only for patients with regurgitation and were therefore not used to estimate prevalence.</w:t>
       </w:r>
       <w:r>
         <w:rPr>
